--- a/xampp_wordpress_veizaga_ricaldi_quiroga.docx
+++ b/xampp_wordpress_veizaga_ricaldi_quiroga.docx
@@ -1,6 +1,6 @@
 
 <file path=word/document.xml><?xml version="1.0" encoding="utf-8"?>
-<w:document xmlns:wpc="http://schemas.microsoft.com/office/word/2010/wordprocessingCanvas" xmlns:cx="http://schemas.microsoft.com/office/drawing/2014/chartex" xmlns:cx1="http://schemas.microsoft.com/office/drawing/2015/9/8/chartex" xmlns:cx2="http://schemas.microsoft.com/office/drawing/2015/10/21/chartex" xmlns:cx3="http://schemas.microsoft.com/office/drawing/2016/5/9/chartex" xmlns:cx4="http://schemas.microsoft.com/office/drawing/2016/5/10/chartex" xmlns:cx5="http://schemas.microsoft.com/office/drawing/2016/5/11/chartex" xmlns:cx6="http://schemas.microsoft.com/office/drawing/2016/5/12/chartex" xmlns:cx7="http://schemas.microsoft.com/office/drawing/2016/5/13/chartex" xmlns:cx8="http://schemas.microsoft.com/office/drawing/2016/5/14/chartex" xmlns:mc="http://schemas.openxmlformats.org/markup-compatibility/2006" xmlns:aink="http://schemas.microsoft.com/office/drawing/2016/ink" xmlns:am3d="http://schemas.microsoft.com/office/drawing/2017/model3d" xmlns:o="urn:schemas-microsoft-com:office:office" xmlns:oel="http://schemas.microsoft.com/office/2019/extlst" xmlns:r="http://schemas.openxmlformats.org/officeDocument/2006/relationships" xmlns:m="http://schemas.openxmlformats.org/officeDocument/2006/math" xmlns:v="urn:schemas-microsoft-com:vml" xmlns:wp14="http://schemas.microsoft.com/office/word/2010/wordprocessingDrawing" xmlns:wp="http://schemas.openxmlformats.org/drawingml/2006/wordprocessingDrawing" xmlns:w10="urn:schemas-microsoft-com:office:word" xmlns:w="http://schemas.openxmlformats.org/wordprocessingml/2006/main" xmlns:w14="http://schemas.microsoft.com/office/word/2010/wordml" xmlns:w15="http://schemas.microsoft.com/office/word/2012/wordml" xmlns:w16cex="http://schemas.microsoft.com/office/word/2018/wordml/cex" xmlns:w16cid="http://schemas.microsoft.com/office/word/2016/wordml/cid" xmlns:w16="http://schemas.microsoft.com/office/word/2018/wordml" xmlns:w16du="http://schemas.microsoft.com/office/word/2023/wordml/word16du" xmlns:w16sdtdh="http://schemas.microsoft.com/office/word/2020/wordml/sdtdatahash" xmlns:w16sdtfl="http://schemas.microsoft.com/office/word/2024/wordml/sdtformatlock" xmlns:w16se="http://schemas.microsoft.com/office/word/2015/wordml/symex" xmlns:wpg="http://schemas.microsoft.com/office/word/2010/wordprocessingGroup" xmlns:wpi="http://schemas.microsoft.com/office/word/2010/wordprocessingInk" xmlns:wne="http://schemas.microsoft.com/office/word/2006/wordml" xmlns:wps="http://schemas.microsoft.com/office/word/2010/wordprocessingShape" mc:Ignorable="w14 w15 w16se w16cid w16 w16cex w16sdtdh w16sdtfl w16du wp14">
+<w:document xmlns:wpc="http://schemas.microsoft.com/office/word/2010/wordprocessingCanvas" xmlns:cx="http://schemas.microsoft.com/office/drawing/2014/chartex" xmlns:cx1="http://schemas.microsoft.com/office/drawing/2015/9/8/chartex" xmlns:cx2="http://schemas.microsoft.com/office/drawing/2015/10/21/chartex" xmlns:cx3="http://schemas.microsoft.com/office/drawing/2016/5/9/chartex" xmlns:cx4="http://schemas.microsoft.com/office/drawing/2016/5/10/chartex" xmlns:cx5="http://schemas.microsoft.com/office/drawing/2016/5/11/chartex" xmlns:cx6="http://schemas.microsoft.com/office/drawing/2016/5/12/chartex" xmlns:cx7="http://schemas.microsoft.com/office/drawing/2016/5/13/chartex" xmlns:cx8="http://schemas.microsoft.com/office/drawing/2016/5/14/chartex" xmlns:mc="http://schemas.openxmlformats.org/markup-compatibility/2006" xmlns:aink="http://schemas.microsoft.com/office/drawing/2016/ink" xmlns:am3d="http://schemas.microsoft.com/office/drawing/2017/model3d" xmlns:o="urn:schemas-microsoft-com:office:office" xmlns:r="http://schemas.openxmlformats.org/officeDocument/2006/relationships" xmlns:m="http://schemas.openxmlformats.org/officeDocument/2006/math" xmlns:v="urn:schemas-microsoft-com:vml" xmlns:wp14="http://schemas.microsoft.com/office/word/2010/wordprocessingDrawing" xmlns:wp="http://schemas.openxmlformats.org/drawingml/2006/wordprocessingDrawing" xmlns:w10="urn:schemas-microsoft-com:office:word" xmlns:w="http://schemas.openxmlformats.org/wordprocessingml/2006/main" xmlns:w14="http://schemas.microsoft.com/office/word/2010/wordml" xmlns:w15="http://schemas.microsoft.com/office/word/2012/wordml" xmlns:w16cex="http://schemas.microsoft.com/office/word/2018/wordml/cex" xmlns:w16cid="http://schemas.microsoft.com/office/word/2016/wordml/cid" xmlns:w16="http://schemas.microsoft.com/office/word/2018/wordml" xmlns:w16sdtdh="http://schemas.microsoft.com/office/word/2020/wordml/sdtdatahash" xmlns:w16se="http://schemas.microsoft.com/office/word/2015/wordml/symex" xmlns:wpg="http://schemas.microsoft.com/office/word/2010/wordprocessingGroup" xmlns:wpi="http://schemas.microsoft.com/office/word/2010/wordprocessingInk" xmlns:wne="http://schemas.microsoft.com/office/word/2006/wordml" xmlns:wps="http://schemas.microsoft.com/office/word/2010/wordprocessingShape" mc:Ignorable="w14 w15 w16se w16cid w16 w16cex w16sdtdh wp14">
   <w:body>
     <w:p>
       <w:pPr>
@@ -46,6 +46,12 @@
         </w:rPr>
         <w:t>Estudiante 2:</w:t>
       </w:r>
+      <w:r>
+        <w:rPr>
+          <w:rFonts w:ascii="Arial" w:hAnsi="Arial" w:cs="Arial"/>
+        </w:rPr>
+        <w:t xml:space="preserve"> Mauricio Quiroga Guerrero</w:t>
+      </w:r>
     </w:p>
     <w:p>
       <w:pPr>
@@ -58,6 +64,12 @@
           <w:rFonts w:ascii="Arial" w:hAnsi="Arial" w:cs="Arial"/>
         </w:rPr>
         <w:t>Estudiante 3:</w:t>
+      </w:r>
+      <w:r>
+        <w:rPr>
+          <w:rFonts w:ascii="Arial" w:hAnsi="Arial" w:cs="Arial"/>
+        </w:rPr>
+        <w:t xml:space="preserve"> Ronald Ricaldi Serrudo</w:t>
       </w:r>
     </w:p>
     <w:p>
@@ -209,15 +221,24 @@
           <w:rFonts w:ascii="Arial" w:hAnsi="Arial" w:cs="Arial"/>
         </w:rPr>
       </w:pPr>
-      <w:r>
-        <w:rPr>
+    </w:p>
+    <w:p>
+      <w:pPr>
+        <w:jc w:val="both"/>
+        <w:rPr>
+          <w:rFonts w:ascii="Arial" w:hAnsi="Arial" w:cs="Arial"/>
+        </w:rPr>
+      </w:pPr>
+      <w:r>
+        <w:rPr>
+          <w:rFonts w:ascii="Arial" w:hAnsi="Arial" w:cs="Arial"/>
           <w:noProof/>
         </w:rPr>
         <w:drawing>
-          <wp:inline distT="0" distB="0" distL="0" distR="0" wp14:anchorId="25DA461E" wp14:editId="5C9E6089">
-            <wp:extent cx="3794078" cy="2133053"/>
-            <wp:effectExtent l="0" t="0" r="0" b="635"/>
-            <wp:docPr id="1070739867" name="Imagen 1"/>
+          <wp:inline distT="0" distB="0" distL="0" distR="0" wp14:anchorId="3B38D874" wp14:editId="0ED4BAF4">
+            <wp:extent cx="5394960" cy="4046220"/>
+            <wp:effectExtent l="0" t="0" r="0" b="0"/>
+            <wp:docPr id="787791881" name="Imagen 787791881"/>
             <wp:cNvGraphicFramePr>
               <a:graphicFrameLocks xmlns:a="http://schemas.openxmlformats.org/drawingml/2006/main" noChangeAspect="1"/>
             </wp:cNvGraphicFramePr>
@@ -225,11 +246,855 @@
               <a:graphicData uri="http://schemas.openxmlformats.org/drawingml/2006/picture">
                 <pic:pic xmlns:pic="http://schemas.openxmlformats.org/drawingml/2006/picture">
                   <pic:nvPicPr>
-                    <pic:cNvPr id="1070739867" name=""/>
+                    <pic:cNvPr id="0" name="Picture 25"/>
+                    <pic:cNvPicPr>
+                      <a:picLocks noChangeAspect="1" noChangeArrowheads="1"/>
+                    </pic:cNvPicPr>
+                  </pic:nvPicPr>
+                  <pic:blipFill>
+                    <a:blip r:embed="rId4" cstate="print">
+                      <a:extLst>
+                        <a:ext uri="{28A0092B-C50C-407E-A947-70E740481C1C}">
+                          <a14:useLocalDpi xmlns:a14="http://schemas.microsoft.com/office/drawing/2010/main" val="0"/>
+                        </a:ext>
+                      </a:extLst>
+                    </a:blip>
+                    <a:srcRect/>
+                    <a:stretch>
+                      <a:fillRect/>
+                    </a:stretch>
+                  </pic:blipFill>
+                  <pic:spPr bwMode="auto">
+                    <a:xfrm>
+                      <a:off x="0" y="0"/>
+                      <a:ext cx="5394960" cy="4046220"/>
+                    </a:xfrm>
+                    <a:prstGeom prst="rect">
+                      <a:avLst/>
+                    </a:prstGeom>
+                    <a:noFill/>
+                    <a:ln>
+                      <a:noFill/>
+                    </a:ln>
+                  </pic:spPr>
+                </pic:pic>
+              </a:graphicData>
+            </a:graphic>
+          </wp:inline>
+        </w:drawing>
+      </w:r>
+    </w:p>
+    <w:p>
+      <w:pPr>
+        <w:jc w:val="both"/>
+        <w:rPr>
+          <w:rFonts w:ascii="Arial" w:hAnsi="Arial" w:cs="Arial"/>
+        </w:rPr>
+      </w:pPr>
+    </w:p>
+    <w:p>
+      <w:pPr>
+        <w:jc w:val="both"/>
+        <w:rPr>
+          <w:rFonts w:ascii="Arial" w:hAnsi="Arial" w:cs="Arial"/>
+        </w:rPr>
+      </w:pPr>
+      <w:r>
+        <w:rPr>
+          <w:rFonts w:ascii="Arial" w:hAnsi="Arial" w:cs="Arial"/>
+          <w:noProof/>
+        </w:rPr>
+        <w:lastRenderedPageBreak/>
+        <w:drawing>
+          <wp:inline distT="0" distB="0" distL="0" distR="0" wp14:anchorId="1214C9D5" wp14:editId="428FA3C8">
+            <wp:extent cx="5394960" cy="4046220"/>
+            <wp:effectExtent l="0" t="0" r="0" b="0"/>
+            <wp:docPr id="787791883" name="Imagen 787791883"/>
+            <wp:cNvGraphicFramePr>
+              <a:graphicFrameLocks xmlns:a="http://schemas.openxmlformats.org/drawingml/2006/main" noChangeAspect="1"/>
+            </wp:cNvGraphicFramePr>
+            <a:graphic xmlns:a="http://schemas.openxmlformats.org/drawingml/2006/main">
+              <a:graphicData uri="http://schemas.openxmlformats.org/drawingml/2006/picture">
+                <pic:pic xmlns:pic="http://schemas.openxmlformats.org/drawingml/2006/picture">
+                  <pic:nvPicPr>
+                    <pic:cNvPr id="0" name="Picture 27"/>
+                    <pic:cNvPicPr>
+                      <a:picLocks noChangeAspect="1" noChangeArrowheads="1"/>
+                    </pic:cNvPicPr>
+                  </pic:nvPicPr>
+                  <pic:blipFill>
+                    <a:blip r:embed="rId5" cstate="print">
+                      <a:extLst>
+                        <a:ext uri="{28A0092B-C50C-407E-A947-70E740481C1C}">
+                          <a14:useLocalDpi xmlns:a14="http://schemas.microsoft.com/office/drawing/2010/main" val="0"/>
+                        </a:ext>
+                      </a:extLst>
+                    </a:blip>
+                    <a:srcRect/>
+                    <a:stretch>
+                      <a:fillRect/>
+                    </a:stretch>
+                  </pic:blipFill>
+                  <pic:spPr bwMode="auto">
+                    <a:xfrm>
+                      <a:off x="0" y="0"/>
+                      <a:ext cx="5394960" cy="4046220"/>
+                    </a:xfrm>
+                    <a:prstGeom prst="rect">
+                      <a:avLst/>
+                    </a:prstGeom>
+                    <a:noFill/>
+                    <a:ln>
+                      <a:noFill/>
+                    </a:ln>
+                  </pic:spPr>
+                </pic:pic>
+              </a:graphicData>
+            </a:graphic>
+          </wp:inline>
+        </w:drawing>
+      </w:r>
+    </w:p>
+    <w:p>
+      <w:pPr>
+        <w:jc w:val="both"/>
+        <w:rPr>
+          <w:rFonts w:ascii="Arial" w:hAnsi="Arial" w:cs="Arial"/>
+        </w:rPr>
+      </w:pPr>
+    </w:p>
+    <w:p>
+      <w:pPr>
+        <w:jc w:val="both"/>
+        <w:rPr>
+          <w:rFonts w:ascii="Arial" w:hAnsi="Arial" w:cs="Arial"/>
+        </w:rPr>
+      </w:pPr>
+      <w:r>
+        <w:rPr>
+          <w:rFonts w:ascii="Arial" w:hAnsi="Arial" w:cs="Arial"/>
+          <w:noProof/>
+        </w:rPr>
+        <w:drawing>
+          <wp:inline distT="0" distB="0" distL="0" distR="0" wp14:anchorId="1B8AFA5D" wp14:editId="3DB378EF">
+            <wp:extent cx="5394960" cy="4046220"/>
+            <wp:effectExtent l="0" t="0" r="0" b="0"/>
+            <wp:docPr id="787791882" name="Imagen 787791882"/>
+            <wp:cNvGraphicFramePr>
+              <a:graphicFrameLocks xmlns:a="http://schemas.openxmlformats.org/drawingml/2006/main" noChangeAspect="1"/>
+            </wp:cNvGraphicFramePr>
+            <a:graphic xmlns:a="http://schemas.openxmlformats.org/drawingml/2006/main">
+              <a:graphicData uri="http://schemas.openxmlformats.org/drawingml/2006/picture">
+                <pic:pic xmlns:pic="http://schemas.openxmlformats.org/drawingml/2006/picture">
+                  <pic:nvPicPr>
+                    <pic:cNvPr id="0" name="Picture 26"/>
+                    <pic:cNvPicPr>
+                      <a:picLocks noChangeAspect="1" noChangeArrowheads="1"/>
+                    </pic:cNvPicPr>
+                  </pic:nvPicPr>
+                  <pic:blipFill>
+                    <a:blip r:embed="rId6" cstate="print">
+                      <a:extLst>
+                        <a:ext uri="{28A0092B-C50C-407E-A947-70E740481C1C}">
+                          <a14:useLocalDpi xmlns:a14="http://schemas.microsoft.com/office/drawing/2010/main" val="0"/>
+                        </a:ext>
+                      </a:extLst>
+                    </a:blip>
+                    <a:srcRect/>
+                    <a:stretch>
+                      <a:fillRect/>
+                    </a:stretch>
+                  </pic:blipFill>
+                  <pic:spPr bwMode="auto">
+                    <a:xfrm>
+                      <a:off x="0" y="0"/>
+                      <a:ext cx="5394960" cy="4046220"/>
+                    </a:xfrm>
+                    <a:prstGeom prst="rect">
+                      <a:avLst/>
+                    </a:prstGeom>
+                    <a:noFill/>
+                    <a:ln>
+                      <a:noFill/>
+                    </a:ln>
+                  </pic:spPr>
+                </pic:pic>
+              </a:graphicData>
+            </a:graphic>
+          </wp:inline>
+        </w:drawing>
+      </w:r>
+    </w:p>
+    <w:p>
+      <w:pPr>
+        <w:jc w:val="both"/>
+        <w:rPr>
+          <w:rFonts w:ascii="Arial" w:hAnsi="Arial" w:cs="Arial"/>
+        </w:rPr>
+      </w:pPr>
+      <w:r>
+        <w:rPr>
+          <w:rFonts w:ascii="Arial" w:hAnsi="Arial" w:cs="Arial"/>
+          <w:noProof/>
+        </w:rPr>
+        <w:lastRenderedPageBreak/>
+        <w:drawing>
+          <wp:inline distT="0" distB="0" distL="0" distR="0" wp14:anchorId="293336AD" wp14:editId="2CC55A20">
+            <wp:extent cx="5394960" cy="4046220"/>
+            <wp:effectExtent l="0" t="0" r="0" b="0"/>
+            <wp:docPr id="787791884" name="Imagen 787791884"/>
+            <wp:cNvGraphicFramePr>
+              <a:graphicFrameLocks xmlns:a="http://schemas.openxmlformats.org/drawingml/2006/main" noChangeAspect="1"/>
+            </wp:cNvGraphicFramePr>
+            <a:graphic xmlns:a="http://schemas.openxmlformats.org/drawingml/2006/main">
+              <a:graphicData uri="http://schemas.openxmlformats.org/drawingml/2006/picture">
+                <pic:pic xmlns:pic="http://schemas.openxmlformats.org/drawingml/2006/picture">
+                  <pic:nvPicPr>
+                    <pic:cNvPr id="0" name="Picture 28"/>
+                    <pic:cNvPicPr>
+                      <a:picLocks noChangeAspect="1" noChangeArrowheads="1"/>
+                    </pic:cNvPicPr>
+                  </pic:nvPicPr>
+                  <pic:blipFill>
+                    <a:blip r:embed="rId7" cstate="print">
+                      <a:extLst>
+                        <a:ext uri="{28A0092B-C50C-407E-A947-70E740481C1C}">
+                          <a14:useLocalDpi xmlns:a14="http://schemas.microsoft.com/office/drawing/2010/main" val="0"/>
+                        </a:ext>
+                      </a:extLst>
+                    </a:blip>
+                    <a:srcRect/>
+                    <a:stretch>
+                      <a:fillRect/>
+                    </a:stretch>
+                  </pic:blipFill>
+                  <pic:spPr bwMode="auto">
+                    <a:xfrm>
+                      <a:off x="0" y="0"/>
+                      <a:ext cx="5394960" cy="4046220"/>
+                    </a:xfrm>
+                    <a:prstGeom prst="rect">
+                      <a:avLst/>
+                    </a:prstGeom>
+                    <a:noFill/>
+                    <a:ln>
+                      <a:noFill/>
+                    </a:ln>
+                  </pic:spPr>
+                </pic:pic>
+              </a:graphicData>
+            </a:graphic>
+          </wp:inline>
+        </w:drawing>
+      </w:r>
+    </w:p>
+    <w:p>
+      <w:pPr>
+        <w:jc w:val="both"/>
+        <w:rPr>
+          <w:rFonts w:ascii="Arial" w:hAnsi="Arial" w:cs="Arial"/>
+        </w:rPr>
+      </w:pPr>
+    </w:p>
+    <w:p>
+      <w:pPr>
+        <w:jc w:val="both"/>
+        <w:rPr>
+          <w:rFonts w:ascii="Arial" w:hAnsi="Arial" w:cs="Arial"/>
+        </w:rPr>
+      </w:pPr>
+    </w:p>
+    <w:p>
+      <w:pPr>
+        <w:jc w:val="both"/>
+        <w:rPr>
+          <w:rFonts w:ascii="Arial" w:hAnsi="Arial" w:cs="Arial"/>
+        </w:rPr>
+      </w:pPr>
+      <w:r>
+        <w:rPr>
+          <w:rFonts w:ascii="Arial" w:hAnsi="Arial" w:cs="Arial"/>
+          <w:noProof/>
+        </w:rPr>
+        <w:drawing>
+          <wp:inline distT="0" distB="0" distL="0" distR="0" wp14:anchorId="2A1F37D9" wp14:editId="0AAE387B">
+            <wp:extent cx="5394960" cy="4046220"/>
+            <wp:effectExtent l="0" t="0" r="0" b="0"/>
+            <wp:docPr id="787791885" name="Imagen 787791885"/>
+            <wp:cNvGraphicFramePr>
+              <a:graphicFrameLocks xmlns:a="http://schemas.openxmlformats.org/drawingml/2006/main" noChangeAspect="1"/>
+            </wp:cNvGraphicFramePr>
+            <a:graphic xmlns:a="http://schemas.openxmlformats.org/drawingml/2006/main">
+              <a:graphicData uri="http://schemas.openxmlformats.org/drawingml/2006/picture">
+                <pic:pic xmlns:pic="http://schemas.openxmlformats.org/drawingml/2006/picture">
+                  <pic:nvPicPr>
+                    <pic:cNvPr id="0" name="Picture 29"/>
+                    <pic:cNvPicPr>
+                      <a:picLocks noChangeAspect="1" noChangeArrowheads="1"/>
+                    </pic:cNvPicPr>
+                  </pic:nvPicPr>
+                  <pic:blipFill>
+                    <a:blip r:embed="rId8" cstate="print">
+                      <a:extLst>
+                        <a:ext uri="{28A0092B-C50C-407E-A947-70E740481C1C}">
+                          <a14:useLocalDpi xmlns:a14="http://schemas.microsoft.com/office/drawing/2010/main" val="0"/>
+                        </a:ext>
+                      </a:extLst>
+                    </a:blip>
+                    <a:srcRect/>
+                    <a:stretch>
+                      <a:fillRect/>
+                    </a:stretch>
+                  </pic:blipFill>
+                  <pic:spPr bwMode="auto">
+                    <a:xfrm>
+                      <a:off x="0" y="0"/>
+                      <a:ext cx="5394960" cy="4046220"/>
+                    </a:xfrm>
+                    <a:prstGeom prst="rect">
+                      <a:avLst/>
+                    </a:prstGeom>
+                    <a:noFill/>
+                    <a:ln>
+                      <a:noFill/>
+                    </a:ln>
+                  </pic:spPr>
+                </pic:pic>
+              </a:graphicData>
+            </a:graphic>
+          </wp:inline>
+        </w:drawing>
+      </w:r>
+    </w:p>
+    <w:p>
+      <w:pPr>
+        <w:jc w:val="both"/>
+        <w:rPr>
+          <w:rFonts w:ascii="Arial" w:hAnsi="Arial" w:cs="Arial"/>
+        </w:rPr>
+      </w:pPr>
+      <w:r>
+        <w:rPr>
+          <w:rFonts w:ascii="Arial" w:hAnsi="Arial" w:cs="Arial"/>
+          <w:noProof/>
+        </w:rPr>
+        <w:lastRenderedPageBreak/>
+        <w:drawing>
+          <wp:inline distT="0" distB="0" distL="0" distR="0" wp14:anchorId="58B98672" wp14:editId="6067B35B">
+            <wp:extent cx="5394960" cy="4046220"/>
+            <wp:effectExtent l="0" t="0" r="0" b="0"/>
+            <wp:docPr id="787791888" name="Imagen 787791888"/>
+            <wp:cNvGraphicFramePr>
+              <a:graphicFrameLocks xmlns:a="http://schemas.openxmlformats.org/drawingml/2006/main" noChangeAspect="1"/>
+            </wp:cNvGraphicFramePr>
+            <a:graphic xmlns:a="http://schemas.openxmlformats.org/drawingml/2006/main">
+              <a:graphicData uri="http://schemas.openxmlformats.org/drawingml/2006/picture">
+                <pic:pic xmlns:pic="http://schemas.openxmlformats.org/drawingml/2006/picture">
+                  <pic:nvPicPr>
+                    <pic:cNvPr id="0" name="Picture 32"/>
+                    <pic:cNvPicPr>
+                      <a:picLocks noChangeAspect="1" noChangeArrowheads="1"/>
+                    </pic:cNvPicPr>
+                  </pic:nvPicPr>
+                  <pic:blipFill>
+                    <a:blip r:embed="rId9" cstate="print">
+                      <a:extLst>
+                        <a:ext uri="{28A0092B-C50C-407E-A947-70E740481C1C}">
+                          <a14:useLocalDpi xmlns:a14="http://schemas.microsoft.com/office/drawing/2010/main" val="0"/>
+                        </a:ext>
+                      </a:extLst>
+                    </a:blip>
+                    <a:srcRect/>
+                    <a:stretch>
+                      <a:fillRect/>
+                    </a:stretch>
+                  </pic:blipFill>
+                  <pic:spPr bwMode="auto">
+                    <a:xfrm>
+                      <a:off x="0" y="0"/>
+                      <a:ext cx="5394960" cy="4046220"/>
+                    </a:xfrm>
+                    <a:prstGeom prst="rect">
+                      <a:avLst/>
+                    </a:prstGeom>
+                    <a:noFill/>
+                    <a:ln>
+                      <a:noFill/>
+                    </a:ln>
+                  </pic:spPr>
+                </pic:pic>
+              </a:graphicData>
+            </a:graphic>
+          </wp:inline>
+        </w:drawing>
+      </w:r>
+    </w:p>
+    <w:p>
+      <w:pPr>
+        <w:jc w:val="both"/>
+        <w:rPr>
+          <w:rFonts w:ascii="Arial" w:hAnsi="Arial" w:cs="Arial"/>
+        </w:rPr>
+      </w:pPr>
+    </w:p>
+    <w:p>
+      <w:pPr>
+        <w:jc w:val="both"/>
+        <w:rPr>
+          <w:rFonts w:ascii="Arial" w:hAnsi="Arial" w:cs="Arial"/>
+        </w:rPr>
+      </w:pPr>
+      <w:r>
+        <w:rPr>
+          <w:rFonts w:ascii="Arial" w:hAnsi="Arial" w:cs="Arial"/>
+          <w:noProof/>
+        </w:rPr>
+        <w:drawing>
+          <wp:inline distT="0" distB="0" distL="0" distR="0" wp14:anchorId="05589223" wp14:editId="31EB07A8">
+            <wp:extent cx="5394960" cy="4046220"/>
+            <wp:effectExtent l="0" t="0" r="0" b="0"/>
+            <wp:docPr id="787791889" name="Imagen 787791889"/>
+            <wp:cNvGraphicFramePr>
+              <a:graphicFrameLocks xmlns:a="http://schemas.openxmlformats.org/drawingml/2006/main" noChangeAspect="1"/>
+            </wp:cNvGraphicFramePr>
+            <a:graphic xmlns:a="http://schemas.openxmlformats.org/drawingml/2006/main">
+              <a:graphicData uri="http://schemas.openxmlformats.org/drawingml/2006/picture">
+                <pic:pic xmlns:pic="http://schemas.openxmlformats.org/drawingml/2006/picture">
+                  <pic:nvPicPr>
+                    <pic:cNvPr id="0" name="Picture 33"/>
+                    <pic:cNvPicPr>
+                      <a:picLocks noChangeAspect="1" noChangeArrowheads="1"/>
+                    </pic:cNvPicPr>
+                  </pic:nvPicPr>
+                  <pic:blipFill>
+                    <a:blip r:embed="rId10" cstate="print">
+                      <a:extLst>
+                        <a:ext uri="{28A0092B-C50C-407E-A947-70E740481C1C}">
+                          <a14:useLocalDpi xmlns:a14="http://schemas.microsoft.com/office/drawing/2010/main" val="0"/>
+                        </a:ext>
+                      </a:extLst>
+                    </a:blip>
+                    <a:srcRect/>
+                    <a:stretch>
+                      <a:fillRect/>
+                    </a:stretch>
+                  </pic:blipFill>
+                  <pic:spPr bwMode="auto">
+                    <a:xfrm>
+                      <a:off x="0" y="0"/>
+                      <a:ext cx="5394960" cy="4046220"/>
+                    </a:xfrm>
+                    <a:prstGeom prst="rect">
+                      <a:avLst/>
+                    </a:prstGeom>
+                    <a:noFill/>
+                    <a:ln>
+                      <a:noFill/>
+                    </a:ln>
+                  </pic:spPr>
+                </pic:pic>
+              </a:graphicData>
+            </a:graphic>
+          </wp:inline>
+        </w:drawing>
+      </w:r>
+    </w:p>
+    <w:p>
+      <w:pPr>
+        <w:jc w:val="both"/>
+        <w:rPr>
+          <w:rFonts w:ascii="Arial" w:hAnsi="Arial" w:cs="Arial"/>
+        </w:rPr>
+      </w:pPr>
+      <w:r>
+        <w:rPr>
+          <w:rFonts w:ascii="Arial" w:hAnsi="Arial" w:cs="Arial"/>
+          <w:noProof/>
+        </w:rPr>
+        <w:lastRenderedPageBreak/>
+        <w:drawing>
+          <wp:inline distT="0" distB="0" distL="0" distR="0" wp14:anchorId="209181B0" wp14:editId="0929059F">
+            <wp:extent cx="5394960" cy="4046220"/>
+            <wp:effectExtent l="0" t="0" r="0" b="0"/>
+            <wp:docPr id="787791890" name="Imagen 787791890"/>
+            <wp:cNvGraphicFramePr>
+              <a:graphicFrameLocks xmlns:a="http://schemas.openxmlformats.org/drawingml/2006/main" noChangeAspect="1"/>
+            </wp:cNvGraphicFramePr>
+            <a:graphic xmlns:a="http://schemas.openxmlformats.org/drawingml/2006/main">
+              <a:graphicData uri="http://schemas.openxmlformats.org/drawingml/2006/picture">
+                <pic:pic xmlns:pic="http://schemas.openxmlformats.org/drawingml/2006/picture">
+                  <pic:nvPicPr>
+                    <pic:cNvPr id="0" name="Picture 34"/>
+                    <pic:cNvPicPr>
+                      <a:picLocks noChangeAspect="1" noChangeArrowheads="1"/>
+                    </pic:cNvPicPr>
+                  </pic:nvPicPr>
+                  <pic:blipFill>
+                    <a:blip r:embed="rId11" cstate="print">
+                      <a:extLst>
+                        <a:ext uri="{28A0092B-C50C-407E-A947-70E740481C1C}">
+                          <a14:useLocalDpi xmlns:a14="http://schemas.microsoft.com/office/drawing/2010/main" val="0"/>
+                        </a:ext>
+                      </a:extLst>
+                    </a:blip>
+                    <a:srcRect/>
+                    <a:stretch>
+                      <a:fillRect/>
+                    </a:stretch>
+                  </pic:blipFill>
+                  <pic:spPr bwMode="auto">
+                    <a:xfrm>
+                      <a:off x="0" y="0"/>
+                      <a:ext cx="5394960" cy="4046220"/>
+                    </a:xfrm>
+                    <a:prstGeom prst="rect">
+                      <a:avLst/>
+                    </a:prstGeom>
+                    <a:noFill/>
+                    <a:ln>
+                      <a:noFill/>
+                    </a:ln>
+                  </pic:spPr>
+                </pic:pic>
+              </a:graphicData>
+            </a:graphic>
+          </wp:inline>
+        </w:drawing>
+      </w:r>
+    </w:p>
+    <w:p>
+      <w:pPr>
+        <w:jc w:val="both"/>
+        <w:rPr>
+          <w:rFonts w:ascii="Arial" w:hAnsi="Arial" w:cs="Arial"/>
+        </w:rPr>
+      </w:pPr>
+      <w:r>
+        <w:rPr>
+          <w:rFonts w:ascii="Arial" w:hAnsi="Arial" w:cs="Arial"/>
+          <w:noProof/>
+        </w:rPr>
+        <w:drawing>
+          <wp:inline distT="0" distB="0" distL="0" distR="0" wp14:anchorId="05C95F96" wp14:editId="1964A129">
+            <wp:extent cx="5394960" cy="4046220"/>
+            <wp:effectExtent l="0" t="0" r="0" b="0"/>
+            <wp:docPr id="787791891" name="Imagen 787791891"/>
+            <wp:cNvGraphicFramePr>
+              <a:graphicFrameLocks xmlns:a="http://schemas.openxmlformats.org/drawingml/2006/main" noChangeAspect="1"/>
+            </wp:cNvGraphicFramePr>
+            <a:graphic xmlns:a="http://schemas.openxmlformats.org/drawingml/2006/main">
+              <a:graphicData uri="http://schemas.openxmlformats.org/drawingml/2006/picture">
+                <pic:pic xmlns:pic="http://schemas.openxmlformats.org/drawingml/2006/picture">
+                  <pic:nvPicPr>
+                    <pic:cNvPr id="0" name="Picture 35"/>
+                    <pic:cNvPicPr>
+                      <a:picLocks noChangeAspect="1" noChangeArrowheads="1"/>
+                    </pic:cNvPicPr>
+                  </pic:nvPicPr>
+                  <pic:blipFill>
+                    <a:blip r:embed="rId12" cstate="print">
+                      <a:extLst>
+                        <a:ext uri="{28A0092B-C50C-407E-A947-70E740481C1C}">
+                          <a14:useLocalDpi xmlns:a14="http://schemas.microsoft.com/office/drawing/2010/main" val="0"/>
+                        </a:ext>
+                      </a:extLst>
+                    </a:blip>
+                    <a:srcRect/>
+                    <a:stretch>
+                      <a:fillRect/>
+                    </a:stretch>
+                  </pic:blipFill>
+                  <pic:spPr bwMode="auto">
+                    <a:xfrm>
+                      <a:off x="0" y="0"/>
+                      <a:ext cx="5394960" cy="4046220"/>
+                    </a:xfrm>
+                    <a:prstGeom prst="rect">
+                      <a:avLst/>
+                    </a:prstGeom>
+                    <a:noFill/>
+                    <a:ln>
+                      <a:noFill/>
+                    </a:ln>
+                  </pic:spPr>
+                </pic:pic>
+              </a:graphicData>
+            </a:graphic>
+          </wp:inline>
+        </w:drawing>
+      </w:r>
+    </w:p>
+    <w:p>
+      <w:pPr>
+        <w:jc w:val="both"/>
+        <w:rPr>
+          <w:rFonts w:ascii="Arial" w:hAnsi="Arial" w:cs="Arial"/>
+        </w:rPr>
+      </w:pPr>
+    </w:p>
+    <w:p>
+      <w:pPr>
+        <w:jc w:val="both"/>
+        <w:rPr>
+          <w:rFonts w:ascii="Arial" w:hAnsi="Arial" w:cs="Arial"/>
+        </w:rPr>
+      </w:pPr>
+      <w:r>
+        <w:rPr>
+          <w:rFonts w:ascii="Arial" w:hAnsi="Arial" w:cs="Arial"/>
+          <w:noProof/>
+        </w:rPr>
+        <w:lastRenderedPageBreak/>
+        <w:drawing>
+          <wp:inline distT="0" distB="0" distL="0" distR="0" wp14:anchorId="4487670E" wp14:editId="198950AA">
+            <wp:extent cx="5394960" cy="4046220"/>
+            <wp:effectExtent l="0" t="0" r="0" b="0"/>
+            <wp:docPr id="787791892" name="Imagen 787791892"/>
+            <wp:cNvGraphicFramePr>
+              <a:graphicFrameLocks xmlns:a="http://schemas.openxmlformats.org/drawingml/2006/main" noChangeAspect="1"/>
+            </wp:cNvGraphicFramePr>
+            <a:graphic xmlns:a="http://schemas.openxmlformats.org/drawingml/2006/main">
+              <a:graphicData uri="http://schemas.openxmlformats.org/drawingml/2006/picture">
+                <pic:pic xmlns:pic="http://schemas.openxmlformats.org/drawingml/2006/picture">
+                  <pic:nvPicPr>
+                    <pic:cNvPr id="0" name="Picture 36"/>
+                    <pic:cNvPicPr>
+                      <a:picLocks noChangeAspect="1" noChangeArrowheads="1"/>
+                    </pic:cNvPicPr>
+                  </pic:nvPicPr>
+                  <pic:blipFill>
+                    <a:blip r:embed="rId13" cstate="print">
+                      <a:extLst>
+                        <a:ext uri="{28A0092B-C50C-407E-A947-70E740481C1C}">
+                          <a14:useLocalDpi xmlns:a14="http://schemas.microsoft.com/office/drawing/2010/main" val="0"/>
+                        </a:ext>
+                      </a:extLst>
+                    </a:blip>
+                    <a:srcRect/>
+                    <a:stretch>
+                      <a:fillRect/>
+                    </a:stretch>
+                  </pic:blipFill>
+                  <pic:spPr bwMode="auto">
+                    <a:xfrm>
+                      <a:off x="0" y="0"/>
+                      <a:ext cx="5394960" cy="4046220"/>
+                    </a:xfrm>
+                    <a:prstGeom prst="rect">
+                      <a:avLst/>
+                    </a:prstGeom>
+                    <a:noFill/>
+                    <a:ln>
+                      <a:noFill/>
+                    </a:ln>
+                  </pic:spPr>
+                </pic:pic>
+              </a:graphicData>
+            </a:graphic>
+          </wp:inline>
+        </w:drawing>
+      </w:r>
+    </w:p>
+    <w:p>
+      <w:pPr>
+        <w:jc w:val="both"/>
+        <w:rPr>
+          <w:rFonts w:ascii="Arial" w:hAnsi="Arial" w:cs="Arial"/>
+        </w:rPr>
+      </w:pPr>
+    </w:p>
+    <w:p>
+      <w:pPr>
+        <w:jc w:val="both"/>
+        <w:rPr>
+          <w:rFonts w:ascii="Arial" w:hAnsi="Arial" w:cs="Arial"/>
+        </w:rPr>
+      </w:pPr>
+      <w:r>
+        <w:rPr>
+          <w:rFonts w:ascii="Arial" w:hAnsi="Arial" w:cs="Arial"/>
+          <w:noProof/>
+        </w:rPr>
+        <w:drawing>
+          <wp:inline distT="0" distB="0" distL="0" distR="0" wp14:anchorId="43E855A9" wp14:editId="432B0E4F">
+            <wp:extent cx="5394960" cy="4046220"/>
+            <wp:effectExtent l="0" t="0" r="0" b="0"/>
+            <wp:docPr id="787791886" name="Imagen 787791886"/>
+            <wp:cNvGraphicFramePr>
+              <a:graphicFrameLocks xmlns:a="http://schemas.openxmlformats.org/drawingml/2006/main" noChangeAspect="1"/>
+            </wp:cNvGraphicFramePr>
+            <a:graphic xmlns:a="http://schemas.openxmlformats.org/drawingml/2006/main">
+              <a:graphicData uri="http://schemas.openxmlformats.org/drawingml/2006/picture">
+                <pic:pic xmlns:pic="http://schemas.openxmlformats.org/drawingml/2006/picture">
+                  <pic:nvPicPr>
+                    <pic:cNvPr id="0" name="Picture 30"/>
+                    <pic:cNvPicPr>
+                      <a:picLocks noChangeAspect="1" noChangeArrowheads="1"/>
+                    </pic:cNvPicPr>
+                  </pic:nvPicPr>
+                  <pic:blipFill>
+                    <a:blip r:embed="rId14" cstate="print">
+                      <a:extLst>
+                        <a:ext uri="{28A0092B-C50C-407E-A947-70E740481C1C}">
+                          <a14:useLocalDpi xmlns:a14="http://schemas.microsoft.com/office/drawing/2010/main" val="0"/>
+                        </a:ext>
+                      </a:extLst>
+                    </a:blip>
+                    <a:srcRect/>
+                    <a:stretch>
+                      <a:fillRect/>
+                    </a:stretch>
+                  </pic:blipFill>
+                  <pic:spPr bwMode="auto">
+                    <a:xfrm>
+                      <a:off x="0" y="0"/>
+                      <a:ext cx="5394960" cy="4046220"/>
+                    </a:xfrm>
+                    <a:prstGeom prst="rect">
+                      <a:avLst/>
+                    </a:prstGeom>
+                    <a:noFill/>
+                    <a:ln>
+                      <a:noFill/>
+                    </a:ln>
+                  </pic:spPr>
+                </pic:pic>
+              </a:graphicData>
+            </a:graphic>
+          </wp:inline>
+        </w:drawing>
+      </w:r>
+    </w:p>
+    <w:p>
+      <w:pPr>
+        <w:jc w:val="both"/>
+        <w:rPr>
+          <w:rFonts w:ascii="Arial" w:hAnsi="Arial" w:cs="Arial"/>
+        </w:rPr>
+      </w:pPr>
+    </w:p>
+    <w:p>
+      <w:pPr>
+        <w:jc w:val="both"/>
+        <w:rPr>
+          <w:rFonts w:ascii="Arial" w:hAnsi="Arial" w:cs="Arial"/>
+        </w:rPr>
+      </w:pPr>
+      <w:r>
+        <w:rPr>
+          <w:rFonts w:ascii="Arial" w:hAnsi="Arial" w:cs="Arial"/>
+        </w:rPr>
+        <w:lastRenderedPageBreak/>
+        <w:t>2. Creación de la Base de Datos: Accedimos a localhost/</w:t>
+      </w:r>
+      <w:proofErr w:type="spellStart"/>
+      <w:r>
+        <w:rPr>
+          <w:rFonts w:ascii="Arial" w:hAnsi="Arial" w:cs="Arial"/>
+        </w:rPr>
+        <w:t>phpmyadmin</w:t>
+      </w:r>
+      <w:proofErr w:type="spellEnd"/>
+      <w:r>
+        <w:rPr>
+          <w:rFonts w:ascii="Arial" w:hAnsi="Arial" w:cs="Arial"/>
+        </w:rPr>
+        <w:t xml:space="preserve"> en el navegador. Fuimos a la pestaña</w:t>
+      </w:r>
+      <w:r>
+        <w:rPr>
+          <w:rFonts w:ascii="Arial" w:hAnsi="Arial" w:cs="Arial"/>
+        </w:rPr>
+        <w:t xml:space="preserve"> -</w:t>
+      </w:r>
+      <w:r>
+        <w:rPr>
+          <w:rFonts w:ascii="Arial" w:hAnsi="Arial" w:cs="Arial"/>
+        </w:rPr>
+        <w:t xml:space="preserve"> Bases de datos, creamos una nueva llamada `</w:t>
+      </w:r>
+      <w:proofErr w:type="spellStart"/>
+      <w:r>
+        <w:rPr>
+          <w:rFonts w:ascii="Arial" w:hAnsi="Arial" w:cs="Arial"/>
+        </w:rPr>
+        <w:t>db_wordpress</w:t>
+      </w:r>
+      <w:proofErr w:type="spellEnd"/>
+      <w:r>
+        <w:rPr>
+          <w:rFonts w:ascii="Arial" w:hAnsi="Arial" w:cs="Arial"/>
+        </w:rPr>
+        <w:t>` con el cotejamiento `utf8mb4_general_ci`.</w:t>
+      </w:r>
+    </w:p>
+    <w:p>
+      <w:pPr>
+        <w:jc w:val="both"/>
+        <w:rPr>
+          <w:rFonts w:ascii="Arial" w:hAnsi="Arial" w:cs="Arial"/>
+        </w:rPr>
+      </w:pPr>
+      <w:r>
+        <w:rPr>
+          <w:rFonts w:ascii="Arial" w:hAnsi="Arial" w:cs="Arial"/>
+        </w:rPr>
+        <w:t xml:space="preserve">   Creación de Base de Datos</w:t>
+      </w:r>
+      <w:r>
+        <w:rPr>
+          <w:rFonts w:ascii="Arial" w:hAnsi="Arial" w:cs="Arial"/>
+        </w:rPr>
+        <w:t xml:space="preserve"> </w:t>
+      </w:r>
+      <w:r>
+        <w:rPr>
+          <w:rFonts w:ascii="Arial" w:hAnsi="Arial" w:cs="Arial"/>
+        </w:rPr>
+        <w:t>(</w:t>
+      </w:r>
+      <w:proofErr w:type="spellStart"/>
+      <w:r>
+        <w:rPr>
+          <w:rFonts w:ascii="Arial" w:hAnsi="Arial" w:cs="Arial"/>
+        </w:rPr>
+        <w:t>imagenes</w:t>
+      </w:r>
+      <w:proofErr w:type="spellEnd"/>
+      <w:r>
+        <w:rPr>
+          <w:rFonts w:ascii="Arial" w:hAnsi="Arial" w:cs="Arial"/>
+        </w:rPr>
+        <w:t>/phpmyadmin.png)</w:t>
+      </w:r>
+    </w:p>
+    <w:p>
+      <w:pPr>
+        <w:rPr>
+          <w:rFonts w:ascii="Arial" w:hAnsi="Arial" w:cs="Arial"/>
+        </w:rPr>
+      </w:pPr>
+      <w:r>
+        <w:rPr>
+          <w:noProof/>
+        </w:rPr>
+        <w:drawing>
+          <wp:inline distT="0" distB="0" distL="0" distR="0" wp14:anchorId="65D0C556" wp14:editId="152F6FE0">
+            <wp:extent cx="4210334" cy="2367075"/>
+            <wp:effectExtent l="0" t="0" r="0" b="0"/>
+            <wp:docPr id="1010725666" name="Imagen 1"/>
+            <wp:cNvGraphicFramePr>
+              <a:graphicFrameLocks xmlns:a="http://schemas.openxmlformats.org/drawingml/2006/main" noChangeAspect="1"/>
+            </wp:cNvGraphicFramePr>
+            <a:graphic xmlns:a="http://schemas.openxmlformats.org/drawingml/2006/main">
+              <a:graphicData uri="http://schemas.openxmlformats.org/drawingml/2006/picture">
+                <pic:pic xmlns:pic="http://schemas.openxmlformats.org/drawingml/2006/picture">
+                  <pic:nvPicPr>
+                    <pic:cNvPr id="1010725666" name=""/>
                     <pic:cNvPicPr/>
                   </pic:nvPicPr>
                   <pic:blipFill>
-                    <a:blip r:embed="rId4"/>
+                    <a:blip r:embed="rId15"/>
                     <a:stretch>
                       <a:fillRect/>
                     </a:stretch>
@@ -237,7 +1102,7 @@
                   <pic:spPr>
                     <a:xfrm>
                       <a:off x="0" y="0"/>
-                      <a:ext cx="3809836" cy="2141912"/>
+                      <a:ext cx="4223399" cy="2374420"/>
                     </a:xfrm>
                     <a:prstGeom prst="rect">
                       <a:avLst/>
@@ -250,14 +1115,7 @@
         </w:drawing>
       </w:r>
     </w:p>
-    <w:p>
-      <w:pPr>
-        <w:jc w:val="both"/>
-        <w:rPr>
-          <w:rFonts w:ascii="Arial" w:hAnsi="Arial" w:cs="Arial"/>
-        </w:rPr>
-      </w:pPr>
-    </w:p>
+    <w:p/>
     <w:sectPr>
       <w:pgSz w:w="11906" w:h="16838"/>
       <w:pgMar w:top="1417" w:right="1701" w:bottom="1417" w:left="1701" w:header="708" w:footer="708" w:gutter="0"/>
@@ -269,7 +1127,7 @@
 </file>
 
 <file path=word/styles.xml><?xml version="1.0" encoding="utf-8"?>
-<w:styles xmlns:mc="http://schemas.openxmlformats.org/markup-compatibility/2006" xmlns:r="http://schemas.openxmlformats.org/officeDocument/2006/relationships" xmlns:w="http://schemas.openxmlformats.org/wordprocessingml/2006/main" xmlns:w14="http://schemas.microsoft.com/office/word/2010/wordml" xmlns:w15="http://schemas.microsoft.com/office/word/2012/wordml" xmlns:w16cex="http://schemas.microsoft.com/office/word/2018/wordml/cex" xmlns:w16cid="http://schemas.microsoft.com/office/word/2016/wordml/cid" xmlns:w16="http://schemas.microsoft.com/office/word/2018/wordml" xmlns:w16du="http://schemas.microsoft.com/office/word/2023/wordml/word16du" xmlns:w16sdtdh="http://schemas.microsoft.com/office/word/2020/wordml/sdtdatahash" xmlns:w16sdtfl="http://schemas.microsoft.com/office/word/2024/wordml/sdtformatlock" xmlns:w16se="http://schemas.microsoft.com/office/word/2015/wordml/symex" mc:Ignorable="w14 w15 w16se w16cid w16 w16cex w16sdtdh w16sdtfl w16du">
+<w:styles xmlns:mc="http://schemas.openxmlformats.org/markup-compatibility/2006" xmlns:r="http://schemas.openxmlformats.org/officeDocument/2006/relationships" xmlns:w="http://schemas.openxmlformats.org/wordprocessingml/2006/main" xmlns:w14="http://schemas.microsoft.com/office/word/2010/wordml" xmlns:w15="http://schemas.microsoft.com/office/word/2012/wordml" xmlns:w16cex="http://schemas.microsoft.com/office/word/2018/wordml/cex" xmlns:w16cid="http://schemas.microsoft.com/office/word/2016/wordml/cid" xmlns:w16="http://schemas.microsoft.com/office/word/2018/wordml" xmlns:w16sdtdh="http://schemas.microsoft.com/office/word/2020/wordml/sdtdatahash" xmlns:w16se="http://schemas.microsoft.com/office/word/2015/wordml/symex" mc:Ignorable="w14 w15 w16se w16cid w16 w16cex w16sdtdh">
   <w:docDefaults>
     <w:rPrDefault>
       <w:rPr>
